--- a/Wi-Fi Module-3.docx
+++ b/Wi-Fi Module-3.docx
@@ -581,7 +581,7 @@
                 <w:sz w:val="26"/>
                 <w:szCs w:val="26"/>
               </w:rPr>
-              <w:t>Backward compatible with b</w:t>
+              <w:t>Backward compatible with better range</w:t>
             </w:r>
           </w:p>
         </w:tc>
@@ -1088,15 +1088,8 @@
           <w:sz w:val="26"/>
           <w:szCs w:val="26"/>
         </w:rPr>
-        <w:t xml:space="preserve">On the other hand, FHSS works by continuously changing the frequency during transmission. Instead of staying on one channel, the signal “hops” from one frequency </w:t>
-      </w:r>
-      <w:r>
-        <w:rPr>
-          <w:sz w:val="26"/>
-          <w:szCs w:val="26"/>
-        </w:rPr>
         <w:lastRenderedPageBreak/>
-        <w:t>to another in a fixed pattern known to both the sender and receiver. This makes it difficult for interference to affect the communication, because even if one frequency is disturbed, the transmission continues on other frequencies.</w:t>
+        <w:t>On the other hand, FHSS works by continuously changing the frequency during transmission. Instead of staying on one channel, the signal “hops” from one frequency to another in a fixed pattern known to both the sender and receiver. This makes it difficult for interference to affect the communication, because even if one frequency is disturbed, the transmission continues on other frequencies.</w:t>
       </w:r>
     </w:p>
     <w:p>
@@ -1759,6 +1752,7 @@
       <w:r>
         <w:rPr>
           <w:rFonts w:ascii="Times New Roman" w:eastAsia="Times New Roman" w:hAnsi="Times New Roman" w:cs="Times New Roman"/>
+          <w:noProof/>
           <w:sz w:val="26"/>
           <w:szCs w:val="26"/>
           <w:lang w:eastAsia="en-IN"/>
@@ -2391,208 +2385,39 @@
           <w:szCs w:val="26"/>
           <w:lang w:eastAsia="en-IN"/>
         </w:rPr>
-        <w:t xml:space="preserve"> is the complete frame that is transmitted through the air from the sender to the receiver. As Wi-Fi technology has improved over time, different types of PPDUs have been developed to support higher speed, better efficiency, and more users.</w:t>
-      </w:r>
-    </w:p>
-    <w:p>
-      <w:pPr>
-        <w:spacing w:before="100" w:beforeAutospacing="1" w:after="100" w:afterAutospacing="1" w:line="240" w:lineRule="auto"/>
-        <w:rPr>
-          <w:rFonts w:ascii="Times New Roman" w:eastAsia="Times New Roman" w:hAnsi="Times New Roman" w:cs="Times New Roman"/>
-          <w:sz w:val="26"/>
-          <w:szCs w:val="26"/>
-          <w:lang w:eastAsia="en-IN"/>
-        </w:rPr>
-      </w:pPr>
-      <w:r>
-        <w:rPr>
-          <w:rFonts w:ascii="Times New Roman" w:eastAsia="Times New Roman" w:hAnsi="Times New Roman" w:cs="Times New Roman"/>
-          <w:sz w:val="26"/>
-          <w:szCs w:val="26"/>
-          <w:lang w:eastAsia="en-IN"/>
-        </w:rPr>
-        <w:t xml:space="preserve">There are mainly four types of PPDU based on different Wi-Fi generations. The </w:t>
-      </w:r>
-      <w:r>
-        <w:rPr>
-          <w:rFonts w:ascii="Times New Roman" w:eastAsia="Times New Roman" w:hAnsi="Times New Roman" w:cs="Times New Roman"/>
-          <w:b/>
-          <w:bCs/>
-          <w:sz w:val="26"/>
-          <w:szCs w:val="26"/>
-          <w:lang w:eastAsia="en-IN"/>
-        </w:rPr>
-        <w:t>Legacy PPDU</w:t>
-      </w:r>
-      <w:r>
-        <w:rPr>
-          <w:rFonts w:ascii="Times New Roman" w:eastAsia="Times New Roman" w:hAnsi="Times New Roman" w:cs="Times New Roman"/>
-          <w:sz w:val="26"/>
-          <w:szCs w:val="26"/>
-          <w:lang w:eastAsia="en-IN"/>
-        </w:rPr>
-        <w:t xml:space="preserve"> is used in older standards like 802.11a/b/g and has a simple structure with basic performance. The </w:t>
-      </w:r>
-      <w:r>
-        <w:rPr>
-          <w:rFonts w:ascii="Times New Roman" w:eastAsia="Times New Roman" w:hAnsi="Times New Roman" w:cs="Times New Roman"/>
-          <w:b/>
-          <w:bCs/>
-          <w:sz w:val="26"/>
-          <w:szCs w:val="26"/>
-          <w:lang w:eastAsia="en-IN"/>
-        </w:rPr>
-        <w:t>HT PPDU (High Throughput)</w:t>
-      </w:r>
-      <w:r>
-        <w:rPr>
-          <w:rFonts w:ascii="Times New Roman" w:eastAsia="Times New Roman" w:hAnsi="Times New Roman" w:cs="Times New Roman"/>
-          <w:sz w:val="26"/>
-          <w:szCs w:val="26"/>
-          <w:lang w:eastAsia="en-IN"/>
-        </w:rPr>
-        <w:t xml:space="preserve"> is used in 802.11n and improves speed by using technologies like MIMO. The </w:t>
-      </w:r>
-      <w:r>
-        <w:rPr>
-          <w:rFonts w:ascii="Times New Roman" w:eastAsia="Times New Roman" w:hAnsi="Times New Roman" w:cs="Times New Roman"/>
-          <w:b/>
-          <w:bCs/>
-          <w:sz w:val="26"/>
-          <w:szCs w:val="26"/>
-          <w:lang w:eastAsia="en-IN"/>
-        </w:rPr>
-        <w:t>VHT PPDU (Very High Throughput)</w:t>
-      </w:r>
-      <w:r>
-        <w:rPr>
-          <w:rFonts w:ascii="Times New Roman" w:eastAsia="Times New Roman" w:hAnsi="Times New Roman" w:cs="Times New Roman"/>
-          <w:sz w:val="26"/>
-          <w:szCs w:val="26"/>
-          <w:lang w:eastAsia="en-IN"/>
-        </w:rPr>
-        <w:t xml:space="preserve"> is used in 802.11ac and supports even higher data rates and wider channels. The latest is the </w:t>
-      </w:r>
-      <w:r>
-        <w:rPr>
-          <w:rFonts w:ascii="Times New Roman" w:eastAsia="Times New Roman" w:hAnsi="Times New Roman" w:cs="Times New Roman"/>
-          <w:b/>
-          <w:bCs/>
-          <w:sz w:val="26"/>
-          <w:szCs w:val="26"/>
-          <w:lang w:eastAsia="en-IN"/>
-        </w:rPr>
-        <w:t>HE PPDU (High Efficiency)</w:t>
-      </w:r>
-      <w:r>
-        <w:rPr>
-          <w:rFonts w:ascii="Times New Roman" w:eastAsia="Times New Roman" w:hAnsi="Times New Roman" w:cs="Times New Roman"/>
-          <w:sz w:val="26"/>
-          <w:szCs w:val="26"/>
-          <w:lang w:eastAsia="en-IN"/>
-        </w:rPr>
-        <w:t xml:space="preserve"> used in 802.11ax (Wi-Fi 6), which is designed to handle many devices at the same time and perform better in crowded networks.</w:t>
-      </w:r>
-    </w:p>
-    <w:p>
-      <w:pPr>
-        <w:spacing w:before="100" w:beforeAutospacing="1" w:after="100" w:afterAutospacing="1" w:line="240" w:lineRule="auto"/>
-        <w:rPr>
-          <w:rFonts w:ascii="Times New Roman" w:eastAsia="Times New Roman" w:hAnsi="Times New Roman" w:cs="Times New Roman"/>
-          <w:sz w:val="26"/>
-          <w:szCs w:val="26"/>
-          <w:lang w:eastAsia="en-IN"/>
-        </w:rPr>
-      </w:pPr>
-      <w:r>
-        <w:rPr>
-          <w:rFonts w:ascii="Times New Roman" w:eastAsia="Times New Roman" w:hAnsi="Times New Roman" w:cs="Times New Roman"/>
-          <w:sz w:val="26"/>
-          <w:szCs w:val="26"/>
-          <w:lang w:eastAsia="en-IN"/>
-        </w:rPr>
-        <w:t xml:space="preserve">Even though these types are different, the basic structure of a PPDU remains similar. It starts with a </w:t>
-      </w:r>
-      <w:r>
-        <w:rPr>
-          <w:rFonts w:ascii="Times New Roman" w:eastAsia="Times New Roman" w:hAnsi="Times New Roman" w:cs="Times New Roman"/>
-          <w:b/>
-          <w:bCs/>
-          <w:sz w:val="26"/>
-          <w:szCs w:val="26"/>
-          <w:lang w:eastAsia="en-IN"/>
-        </w:rPr>
-        <w:t>preamble</w:t>
-      </w:r>
-      <w:r>
-        <w:rPr>
-          <w:rFonts w:ascii="Times New Roman" w:eastAsia="Times New Roman" w:hAnsi="Times New Roman" w:cs="Times New Roman"/>
-          <w:sz w:val="26"/>
-          <w:szCs w:val="26"/>
-          <w:lang w:eastAsia="en-IN"/>
-        </w:rPr>
-        <w:t xml:space="preserve">, which helps the receiver detect and synchronize the signal. Then comes the </w:t>
-      </w:r>
-      <w:r>
-        <w:rPr>
-          <w:rFonts w:ascii="Times New Roman" w:eastAsia="Times New Roman" w:hAnsi="Times New Roman" w:cs="Times New Roman"/>
-          <w:b/>
-          <w:bCs/>
-          <w:sz w:val="26"/>
-          <w:szCs w:val="26"/>
-          <w:lang w:eastAsia="en-IN"/>
-        </w:rPr>
-        <w:t>header</w:t>
-      </w:r>
-      <w:r>
-        <w:rPr>
-          <w:rFonts w:ascii="Times New Roman" w:eastAsia="Times New Roman" w:hAnsi="Times New Roman" w:cs="Times New Roman"/>
-          <w:sz w:val="26"/>
-          <w:szCs w:val="26"/>
-          <w:lang w:eastAsia="en-IN"/>
-        </w:rPr>
-        <w:t xml:space="preserve">, which contains important details like data rate and frame length. Finally, there is the </w:t>
-      </w:r>
-      <w:r>
-        <w:rPr>
-          <w:rFonts w:ascii="Times New Roman" w:eastAsia="Times New Roman" w:hAnsi="Times New Roman" w:cs="Times New Roman"/>
-          <w:b/>
-          <w:bCs/>
-          <w:sz w:val="26"/>
-          <w:szCs w:val="26"/>
-          <w:lang w:eastAsia="en-IN"/>
-        </w:rPr>
-        <w:t>data (payload)</w:t>
-      </w:r>
-      <w:r>
-        <w:rPr>
-          <w:rFonts w:ascii="Times New Roman" w:eastAsia="Times New Roman" w:hAnsi="Times New Roman" w:cs="Times New Roman"/>
-          <w:sz w:val="26"/>
-          <w:szCs w:val="26"/>
-          <w:lang w:eastAsia="en-IN"/>
-        </w:rPr>
-        <w:t>, which carries the actual information being transmitted.</w:t>
-      </w:r>
-    </w:p>
-    <w:p>
-      <w:pPr>
-        <w:spacing w:before="100" w:beforeAutospacing="1" w:after="100" w:afterAutospacing="1" w:line="240" w:lineRule="auto"/>
-        <w:rPr>
-          <w:rFonts w:ascii="Times New Roman" w:eastAsia="Times New Roman" w:hAnsi="Times New Roman" w:cs="Times New Roman"/>
-          <w:sz w:val="26"/>
-          <w:szCs w:val="26"/>
-          <w:lang w:eastAsia="en-IN"/>
-        </w:rPr>
-      </w:pPr>
-      <w:r>
-        <w:rPr>
-          <w:rFonts w:ascii="Times New Roman" w:eastAsia="Times New Roman" w:hAnsi="Times New Roman" w:cs="Times New Roman"/>
-          <w:sz w:val="26"/>
-          <w:szCs w:val="26"/>
-          <w:lang w:eastAsia="en-IN"/>
-        </w:rPr>
-        <w:t>As Wi-Fi generations advance, the PPDU format becomes more efficient and advanced. Newer PPDUs include features like MIMO, MU-MIMO, and OFDMA, which improve speed, reduce delay, and allow multiple users to communicate at the same time.</w:t>
-      </w:r>
+        <w:t xml:space="preserve"> is the complete frame that is transmitted through the air from the sender to the receiver. As Wi-Fi technology has improved over time, different types of PPDUs have been developed to support higher speed, better efficiency, and more </w:t>
+      </w:r>
+      <w:proofErr w:type="spellStart"/>
+      <w:r>
+        <w:rPr>
+          <w:rFonts w:ascii="Times New Roman" w:eastAsia="Times New Roman" w:hAnsi="Times New Roman" w:cs="Times New Roman"/>
+          <w:sz w:val="26"/>
+          <w:szCs w:val="26"/>
+          <w:lang w:eastAsia="en-IN"/>
+        </w:rPr>
+        <w:t>users.</w:t>
+      </w:r>
+      <w:r>
+        <w:rPr>
+          <w:rFonts w:ascii="Times New Roman" w:eastAsia="Times New Roman" w:hAnsi="Times New Roman" w:cs="Times New Roman"/>
+          <w:sz w:val="26"/>
+          <w:szCs w:val="26"/>
+          <w:lang w:eastAsia="en-IN"/>
+        </w:rPr>
+        <w:t>There</w:t>
+      </w:r>
+      <w:proofErr w:type="spellEnd"/>
+      <w:r>
+        <w:rPr>
+          <w:rFonts w:ascii="Times New Roman" w:eastAsia="Times New Roman" w:hAnsi="Times New Roman" w:cs="Times New Roman"/>
+          <w:sz w:val="26"/>
+          <w:szCs w:val="26"/>
+          <w:lang w:eastAsia="en-IN"/>
+        </w:rPr>
+        <w:t xml:space="preserve"> are 2 types of PPDU.</w:t>
+      </w:r>
+      <w:bookmarkStart w:id="0" w:name="_GoBack"/>
+      <w:bookmarkEnd w:id="0"/>
     </w:p>
     <w:p>
       <w:pPr>
@@ -2607,6 +2432,52 @@
           <w:sz w:val="26"/>
           <w:szCs w:val="26"/>
         </w:rPr>
+        <w:t xml:space="preserve">A </w:t>
+      </w:r>
+      <w:r>
+        <w:rPr>
+          <w:rStyle w:val="Strong"/>
+          <w:sz w:val="26"/>
+          <w:szCs w:val="26"/>
+        </w:rPr>
+        <w:t>long preamble</w:t>
+      </w:r>
+      <w:r>
+        <w:rPr>
+          <w:sz w:val="26"/>
+          <w:szCs w:val="26"/>
+        </w:rPr>
+        <w:t xml:space="preserve"> takes more time but provides better reliability, especially in weak or noisy conditions. A </w:t>
+      </w:r>
+      <w:r>
+        <w:rPr>
+          <w:rStyle w:val="Strong"/>
+          <w:sz w:val="26"/>
+          <w:szCs w:val="26"/>
+        </w:rPr>
+        <w:t>short preamble</w:t>
+      </w:r>
+      <w:r>
+        <w:rPr>
+          <w:sz w:val="26"/>
+          <w:szCs w:val="26"/>
+        </w:rPr>
+        <w:t xml:space="preserve"> takes less time, making communication faster, but it works best in good signal conditions.</w:t>
+      </w:r>
+    </w:p>
+    <w:p>
+      <w:pPr>
+        <w:pStyle w:val="NormalWeb"/>
+        <w:rPr>
+          <w:sz w:val="26"/>
+          <w:szCs w:val="26"/>
+        </w:rPr>
+      </w:pPr>
+      <w:r>
+        <w:rPr>
+          <w:sz w:val="26"/>
+          <w:szCs w:val="26"/>
+        </w:rPr>
         <w:t>12. How is the data rate calculated?</w:t>
       </w:r>
     </w:p>
@@ -2652,6 +2523,7 @@
       <w:r>
         <w:rPr>
           <w:iCs/>
+          <w:noProof/>
           <w:color w:val="273239"/>
           <w:spacing w:val="2"/>
           <w:sz w:val="26"/>
@@ -2848,18 +2720,7 @@
           <w:szCs w:val="26"/>
           <w:lang w:eastAsia="en-IN"/>
         </w:rPr>
-        <w:t xml:space="preserve"> → efficiency (like</w:t>
-      </w:r>
-      <w:bookmarkStart w:id="0" w:name="_GoBack"/>
-      <w:bookmarkEnd w:id="0"/>
-      <w:r>
-        <w:rPr>
-          <w:rFonts w:ascii="Times New Roman" w:eastAsia="Times New Roman" w:hAnsi="Times New Roman" w:cs="Times New Roman"/>
-          <w:sz w:val="26"/>
-          <w:szCs w:val="26"/>
-          <w:lang w:eastAsia="en-IN"/>
-        </w:rPr>
-        <w:t xml:space="preserve"> 5/6) </w:t>
+        <w:t xml:space="preserve"> → efficiency (like 5/6) </w:t>
       </w:r>
     </w:p>
     <w:p>
